--- a/vbhc-vn/skills/vbhc-vn/templates/05-quyet-dinh.docx
+++ b/vbhc-vn/skills/vbhc-vn/templates/05-quyet-dinh.docx
@@ -1591,7 +1591,7 @@
                 <w:sz w:val="24"/>
                 <w:lang w:val="nl-NL"/>
               </w:rPr>
-              <w:t>- Lưu VT, CN</w:t>
+              <w:t>- Lưu: VT, CN.</w:t>
             </w:r>
             <w:r>
               <w:rPr>
@@ -1599,7 +1599,6 @@
                 <w:sz w:val="22"/>
                 <w:vertAlign w:val="subscript"/>
               </w:rPr>
-              <w:t>(</w:t>
             </w:r>
             <w:r>
               <w:rPr>
@@ -1607,7 +1606,6 @@
                 <w:sz w:val="22"/>
                 <w:vertAlign w:val="subscript"/>
               </w:rPr>
-              <w:t xml:space="preserve">Trang - </w:t>
             </w:r>
             <w:r>
               <w:rPr>
@@ -1615,14 +1613,12 @@
                 <w:sz w:val="22"/>
                 <w:vertAlign w:val="subscript"/>
               </w:rPr>
-              <w:t>T.Dương)</w:t>
             </w:r>
             <w:r>
               <w:rPr>
                 <w:rFonts w:cs="Times New Roman"/>
                 <w:sz w:val="22"/>
               </w:rPr>
-              <w:t>.</w:t>
             </w:r>
           </w:p>
           <w:p>
